--- a/apps/data-ontology/example_files/综合日报模板.docx
+++ b/apps/data-ontology/example_files/综合日报模板.docx
@@ -8,7 +8,7 @@
       </w:pPr>
       <w:r>
         <w:rPr>
-          <w:rFonts w:ascii="黑体" w:hAnsi="黑体"/>
+          <w:rFonts w:ascii="黑体" w:hAnsi="黑体" w:eastAsia="黑体"/>
           <w:b/>
           <w:sz w:val="44"/>
         </w:rPr>
@@ -17,59 +17,81 @@
     </w:p>
     <w:p>
       <w:r>
-        <w:t>日期：{report_date}</w:t>
+        <w:t>日期：</w:t>
+      </w:r>
+      <w:r>
+        <w:t>{report_date}</w:t>
       </w:r>
     </w:p>
     <w:p>
       <w:r>
-        <w:t>参与单位数：{unit_count}</w:t>
+        <w:t>参与单位数：</w:t>
+      </w:r>
+      <w:r>
+        <w:t>{unit_count}</w:t>
       </w:r>
     </w:p>
+    <w:p/>
     <w:p>
       <w:r>
         <w:rPr>
           <w:b/>
+          <w:sz w:val="32"/>
         </w:rPr>
         <w:t>一、总体概述</w:t>
       </w:r>
     </w:p>
     <w:p>
+      <w:pPr>
+        <w:ind w:firstLine="420"/>
+      </w:pPr>
       <w:r>
         <w:t>{overview}</w:t>
       </w:r>
     </w:p>
+    <w:p/>
     <w:p>
       <w:r>
         <w:rPr>
           <w:b/>
+          <w:sz w:val="32"/>
         </w:rPr>
         <w:t>二、重点项目与进展</w:t>
       </w:r>
     </w:p>
     <w:p>
+      <w:pPr>
+        <w:ind w:firstLine="420"/>
+      </w:pPr>
       <w:r>
         <w:t>{key_projects}</w:t>
       </w:r>
     </w:p>
+    <w:p/>
     <w:p>
       <w:r>
         <w:rPr>
           <w:b/>
+          <w:sz w:val="32"/>
         </w:rPr>
         <w:t>三、风险与问题</w:t>
       </w:r>
     </w:p>
     <w:p>
+      <w:pPr>
+        <w:ind w:firstLine="420"/>
+      </w:pPr>
       <w:r>
-        <w:t>{risks}</w:t>
+        <w:t>风险明细：</w:t>
+      </w:r>
+      <w:r>
+        <w:t>{risk_detail}</w:t>
       </w:r>
     </w:p>
     <w:p>
-      <w:r>
-        <w:t>风险明细：{risk_detail}</w:t>
-      </w:r>
-    </w:p>
-    <w:p>
+      <w:pPr>
+        <w:ind w:firstLine="420"/>
+      </w:pPr>
       <w:r>
         <w:t>分项风险：</w:t>
       </w:r>
@@ -80,6 +102,9 @@
       </w:r>
     </w:p>
     <w:p>
+      <w:pPr>
+        <w:ind w:firstLine="420"/>
+      </w:pPr>
       <w:r>
         <w:t>• {.}</w:t>
       </w:r>
@@ -89,23 +114,30 @@
         <w:t>{/risk_items}</w:t>
       </w:r>
     </w:p>
+    <w:p/>
     <w:p>
       <w:r>
         <w:rPr>
           <w:b/>
+          <w:sz w:val="32"/>
         </w:rPr>
         <w:t>四、明日计划</w:t>
       </w:r>
     </w:p>
     <w:p>
+      <w:pPr>
+        <w:ind w:firstLine="420"/>
+      </w:pPr>
       <w:r>
         <w:t>{tomorrow_plan}</w:t>
       </w:r>
     </w:p>
+    <w:p/>
     <w:p>
       <w:r>
         <w:rPr>
           <w:b/>
+          <w:sz w:val="32"/>
         </w:rPr>
         <w:t>五、分单位详情</w:t>
       </w:r>
@@ -117,37 +149,85 @@
     </w:p>
     <w:p>
       <w:r>
-        <w:t>单位：{unit_name}（{unit_report_date}）</w:t>
+        <w:t>单位：</w:t>
+      </w:r>
+      <w:r>
+        <w:t>{unit_name}</w:t>
+      </w:r>
+      <w:r>
+        <w:t>（</w:t>
+      </w:r>
+      <w:r>
+        <w:t>{unit_report_date}</w:t>
+      </w:r>
+      <w:r>
+        <w:t>）</w:t>
       </w:r>
     </w:p>
     <w:p>
+      <w:pPr>
+        <w:ind w:firstLine="420"/>
+      </w:pPr>
       <w:r>
-        <w:t xml:space="preserve">  概要：{unit_summary}</w:t>
+        <w:t>概要：</w:t>
+      </w:r>
+      <w:r>
+        <w:t>{unit_summary}</w:t>
       </w:r>
     </w:p>
     <w:p>
+      <w:pPr>
+        <w:ind w:firstLine="420"/>
+      </w:pPr>
       <w:r>
-        <w:t xml:space="preserve">  工作概述：{unit_overview}</w:t>
+        <w:t>工作概述：</w:t>
+      </w:r>
+      <w:r>
+        <w:t>{unit_overview}</w:t>
       </w:r>
     </w:p>
     <w:p>
+      <w:pPr>
+        <w:ind w:firstLine="420"/>
+      </w:pPr>
       <w:r>
-        <w:t xml:space="preserve">  重点项目：{unit_key_projects}</w:t>
+        <w:t>重点项目：</w:t>
+      </w:r>
+      <w:r>
+        <w:t>{unit_key_projects}</w:t>
       </w:r>
     </w:p>
     <w:p>
+      <w:pPr>
+        <w:ind w:firstLine="420"/>
+      </w:pPr>
       <w:r>
-        <w:t xml:space="preserve">  问题风险：{unit_risks}</w:t>
+        <w:t>问题风险：</w:t>
+      </w:r>
+      <w:r>
+        <w:t>{unit_risks}</w:t>
       </w:r>
     </w:p>
     <w:p>
+      <w:pPr>
+        <w:ind w:firstLine="420"/>
+      </w:pPr>
       <w:r>
-        <w:t xml:space="preserve">  待协调：{unit_risk}</w:t>
+        <w:t>待协调：</w:t>
+      </w:r>
+      <w:r>
+        <w:t>{unit_risk}</w:t>
       </w:r>
     </w:p>
     <w:p>
+      <w:pPr>
+        <w:ind w:firstLine="420"/>
+      </w:pPr>
       <w:r>
-        <w:t xml:space="preserve">  明日计划：{unit_tomorrow}</w:t>
+        <w:t>明日计划：</w:t>
+      </w:r>
+      <w:r>
+        <w:t>{unit_tomorrow}</w:t>
       </w:r>
     </w:p>
     <w:p>
@@ -528,6 +608,10 @@
     <w:name w:val="Normal"/>
     <w:qFormat/>
     <w:rsid w:val="00FC693F"/>
+    <w:rPr>
+      <w:rFonts w:ascii="仿宋_GB2312" w:hAnsi="仿宋_GB2312" w:eastAsia="仿宋_GB2312"/>
+      <w:sz w:val="32"/>
+    </w:rPr>
   </w:style>
   <w:style w:type="paragraph" w:styleId="Header">
     <w:name w:val="header"/>
